--- a/docs/documentacion-final/Correspondencia_Diseno_Implementacion.docx
+++ b/docs/documentacion-final/Correspondencia_Diseno_Implementacion.docx
@@ -767,7 +767,7 @@
           <w:sz w:val="22"/>
           <w:szCs w:val="22"/>
         </w:rPr>
-        <w:t xml:space="preserve">Se compararon 17 elementos. El resumen por estado es el siguiente:</w:t>
+        <w:t xml:space="preserve">Se compararon 18 elementos. El resumen por estado es el siguiente:</w:t>
       </w:r>
     </w:p>
     <w:tbl>
@@ -927,7 +927,7 @@
                 <w:sz w:val="18"/>
                 <w:szCs w:val="18"/>
               </w:rPr>
-              <w:t xml:space="preserve">4</w:t>
+              <w:t xml:space="preserve">3</w:t>
             </w:r>
           </w:p>
         </w:tc>
@@ -997,7 +997,7 @@
                 <w:sz w:val="18"/>
                 <w:szCs w:val="18"/>
               </w:rPr>
-              <w:t xml:space="preserve">7</w:t>
+              <w:t xml:space="preserve">10</w:t>
             </w:r>
           </w:p>
         </w:tc>
@@ -1277,7 +1277,7 @@
                 <w:sz w:val="18"/>
                 <w:szCs w:val="18"/>
               </w:rPr>
-              <w:t xml:space="preserve">1</w:t>
+              <w:t xml:space="preserve">0</w:t>
             </w:r>
           </w:p>
         </w:tc>
@@ -1540,7 +1540,7 @@
                 <w:sz w:val="18"/>
                 <w:szCs w:val="18"/>
               </w:rPr>
-              <w:t xml:space="preserve">Inicio de sesión con sufijo de rol (-Con, -An, -Admin); hasta tres cuentas por correo; bcrypt y JWT guardado en sessionStorage (gis_token). Unidad IV, Entrada 1.</w:t>
+              <w:t xml:space="preserve">Inicio de sesión con nombre de usuario con sufijo de rol (-Con, -An, -Admin); hasta tres cuentas por correo; bcrypt y JWT guardado en sessionStorage (gis_token). Unidad IV, Entrada 1.</w:t>
             </w:r>
           </w:p>
         </w:tc>
@@ -1571,7 +1571,7 @@
                 <w:sz w:val="18"/>
                 <w:szCs w:val="18"/>
               </w:rPr>
-              <w:t xml:space="preserve">Igual a lo documentado. Además existe el inicio de sesión por correo con selección de cuenta (POST /api/auth/login-cuenta). La base de datos lo respalda con la restricción UNIQUE (email, rol).</w:t>
+              <w:t xml:space="preserve">El inicio de sesión se hace con correo y contraseña (POST /api/auth/login). Si el correo tiene varias cuentas, el sistema devuelve la lista y el usuario elige una (POST /api/auth/login-cuenta). El nombre de usuario con sufijo se asigna al registrarse, pero no se usa para entrar. Se mantienen bcrypt, JWT en sessionStorage (gis_token) y la restricción UNIQUE (email, rol).</w:t>
             </w:r>
           </w:p>
         </w:tc>
@@ -1584,7 +1584,7 @@
               <w:bottom w:val="single" w:color="A6A6A6" w:sz="4"/>
               <w:right w:val="single" w:color="A6A6A6" w:sz="4"/>
             </w:tcBorders>
-            <w:shd w:fill="E2EFDA" w:color="auto" w:val="clear"/>
+            <w:shd w:fill="FFF2CC" w:color="auto" w:val="clear"/>
             <w:tcMar>
               <w:top w:type="dxa" w:w="60"/>
               <w:left w:type="dxa" w:w="90"/>
@@ -1605,7 +1605,7 @@
                 <w:sz w:val="18"/>
                 <w:szCs w:val="18"/>
               </w:rPr>
-              <w:t xml:space="preserve">Coincide</w:t>
+              <w:t xml:space="preserve">Modificado</w:t>
             </w:r>
           </w:p>
         </w:tc>
@@ -3155,7 +3155,7 @@
                 <w:sz w:val="18"/>
                 <w:szCs w:val="18"/>
               </w:rPr>
-              <w:t xml:space="preserve">El análisis contrasta los factores seleccionados con fuentes externas: NASA POWER (clima), NASA FIRMS (incendios; GET /api/firms/incendios) y FAO/IIASA HWSD v2.0 (salinidad del suelo; GET /api/hwsd/salinidad).</w:t>
+              <w:t xml:space="preserve">El análisis contrasta los factores seleccionados con fuentes externas: SoilGrids de ISRIC (suelo), NASA POWER (clima), OpenTopoData (relieve), NASA FIRMS (incendios; GET /api/firms/incendios), OpenStreetMap mediante Overpass (minería) y FAO/IIASA HWSD v2.0 (salinidad del suelo; GET /api/hwsd/salinidad).</w:t>
             </w:r>
           </w:p>
         </w:tc>
@@ -3489,7 +3489,7 @@
                 <w:sz w:val="18"/>
                 <w:szCs w:val="18"/>
               </w:rPr>
-              <w:t xml:space="preserve">Auditoría de operaciones</w:t>
+              <w:t xml:space="preserve">Diagramas de flujo de datos</w:t>
             </w:r>
           </w:p>
         </w:tc>
@@ -3520,7 +3520,7 @@
                 <w:sz w:val="18"/>
                 <w:szCs w:val="18"/>
               </w:rPr>
-              <w:t xml:space="preserve">No estaba en el diseño; el reporte del proyecto la lista como trabajo futuro.</w:t>
+              <w:t xml:space="preserve">Contexto, nivel 1 y niveles 2 organizados en torno al registro de zonas (Unidad II y DFD v2).</w:t>
             </w:r>
           </w:p>
         </w:tc>
@@ -3551,7 +3551,7 @@
                 <w:sz w:val="18"/>
                 <w:szCs w:val="18"/>
               </w:rPr>
-              <w:t xml:space="preserve">La tabla auditoria existe en el esquema con sus índices, pero ninguna consulta del backend escribe ni lee en ella.</w:t>
+              <w:t xml:space="preserve">Se rehicieron el diagrama de contexto, el nivel 1 y los niveles 2 de los procesos 1.0, 2.0 y 4.0 a partir del código del sistema final: se eliminó el registro de zonas y se incorporaron el acceso y las cuentas, la administración, los factores, el historial y la exportación. Ver «DFD final y casos de prueba».</w:t>
             </w:r>
           </w:p>
         </w:tc>
@@ -3564,7 +3564,7 @@
               <w:bottom w:val="single" w:color="A6A6A6" w:sz="4"/>
               <w:right w:val="single" w:color="A6A6A6" w:sz="4"/>
             </w:tcBorders>
-            <w:shd w:fill="FCE4D6" w:color="auto" w:val="clear"/>
+            <w:shd w:fill="FFF2CC" w:color="auto" w:val="clear"/>
             <w:tcMar>
               <w:top w:type="dxa" w:w="60"/>
               <w:left w:type="dxa" w:w="90"/>
@@ -3585,7 +3585,7 @@
                 <w:sz w:val="18"/>
                 <w:szCs w:val="18"/>
               </w:rPr>
-              <w:t xml:space="preserve">Parcial</w:t>
+              <w:t xml:space="preserve">Modificado</w:t>
             </w:r>
           </w:p>
         </w:tc>
@@ -3621,7 +3621,7 @@
                 <w:sz w:val="18"/>
                 <w:szCs w:val="18"/>
               </w:rPr>
-              <w:t xml:space="preserve">Pruebas automatizadas</w:t>
+              <w:t xml:space="preserve">Auditoría de operaciones</w:t>
             </w:r>
           </w:p>
         </w:tc>
@@ -3652,7 +3652,7 @@
                 <w:sz w:val="18"/>
                 <w:szCs w:val="18"/>
               </w:rPr>
-              <w:t xml:space="preserve">Plan de validación con pruebas funcionales, no funcionales y unitarias (Unidad VI).</w:t>
+              <w:t xml:space="preserve">No estaba en el diseño; el reporte del proyecto la lista como trabajo futuro.</w:t>
             </w:r>
           </w:p>
         </w:tc>
@@ -3683,7 +3683,7 @@
                 <w:sz w:val="18"/>
                 <w:szCs w:val="18"/>
               </w:rPr>
-              <w:t xml:space="preserve">El repositorio no contiene pruebas automatizadas: package.json no define un script de pruebas ni dependencias de prueba.</w:t>
+              <w:t xml:space="preserve">La tabla auditoria existe en el esquema con sus índices, pero ninguna consulta del backend escribe ni lee en ella.</w:t>
             </w:r>
           </w:p>
         </w:tc>
@@ -3696,7 +3696,7 @@
               <w:bottom w:val="single" w:color="A6A6A6" w:sz="4"/>
               <w:right w:val="single" w:color="A6A6A6" w:sz="4"/>
             </w:tcBorders>
-            <w:shd w:fill="E7E6E6" w:color="auto" w:val="clear"/>
+            <w:shd w:fill="FCE4D6" w:color="auto" w:val="clear"/>
             <w:tcMar>
               <w:top w:type="dxa" w:w="60"/>
               <w:left w:type="dxa" w:w="90"/>
@@ -3717,7 +3717,139 @@
                 <w:sz w:val="18"/>
                 <w:szCs w:val="18"/>
               </w:rPr>
-              <w:t xml:space="preserve">Sin evidencia</w:t>
+              <w:t xml:space="preserve">Parcial</w:t>
+            </w:r>
+          </w:p>
+        </w:tc>
+      </w:tr>
+      <w:tr>
+        <w:trPr>
+          <w:cantSplit/>
+        </w:trPr>
+        <w:tc>
+          <w:tcPr>
+            <w:tcW w:type="dxa" w:w="1500"/>
+            <w:tcBorders>
+              <w:top w:val="single" w:color="A6A6A6" w:sz="4"/>
+              <w:left w:val="single" w:color="A6A6A6" w:sz="4"/>
+              <w:bottom w:val="single" w:color="A6A6A6" w:sz="4"/>
+              <w:right w:val="single" w:color="A6A6A6" w:sz="4"/>
+            </w:tcBorders>
+            <w:tcMar>
+              <w:top w:type="dxa" w:w="60"/>
+              <w:left w:type="dxa" w:w="90"/>
+              <w:bottom w:type="dxa" w:w="60"/>
+              <w:right w:type="dxa" w:w="90"/>
+            </w:tcMar>
+          </w:tcPr>
+          <w:p>
+            <w:pPr>
+              <w:spacing w:after="20"/>
+              <w:jc w:val="left"/>
+            </w:pPr>
+            <w:r>
+              <w:rPr>
+                <w:rFonts w:ascii="Arial" w:cs="Arial" w:eastAsia="Arial" w:hAnsi="Arial"/>
+                <w:sz w:val="18"/>
+                <w:szCs w:val="18"/>
+              </w:rPr>
+              <w:t xml:space="preserve">Pruebas automatizadas</w:t>
+            </w:r>
+          </w:p>
+        </w:tc>
+        <w:tc>
+          <w:tcPr>
+            <w:tcW w:type="dxa" w:w="2500"/>
+            <w:tcBorders>
+              <w:top w:val="single" w:color="A6A6A6" w:sz="4"/>
+              <w:left w:val="single" w:color="A6A6A6" w:sz="4"/>
+              <w:bottom w:val="single" w:color="A6A6A6" w:sz="4"/>
+              <w:right w:val="single" w:color="A6A6A6" w:sz="4"/>
+            </w:tcBorders>
+            <w:tcMar>
+              <w:top w:type="dxa" w:w="60"/>
+              <w:left w:type="dxa" w:w="90"/>
+              <w:bottom w:type="dxa" w:w="60"/>
+              <w:right w:type="dxa" w:w="90"/>
+            </w:tcMar>
+          </w:tcPr>
+          <w:p>
+            <w:pPr>
+              <w:spacing w:after="20"/>
+              <w:jc w:val="left"/>
+            </w:pPr>
+            <w:r>
+              <w:rPr>
+                <w:rFonts w:ascii="Arial" w:cs="Arial" w:eastAsia="Arial" w:hAnsi="Arial"/>
+                <w:sz w:val="18"/>
+                <w:szCs w:val="18"/>
+              </w:rPr>
+              <w:t xml:space="preserve">Plan de validación con pruebas funcionales, no funcionales y unitarias (Unidad VI).</w:t>
+            </w:r>
+          </w:p>
+        </w:tc>
+        <w:tc>
+          <w:tcPr>
+            <w:tcW w:type="dxa" w:w="3860"/>
+            <w:tcBorders>
+              <w:top w:val="single" w:color="A6A6A6" w:sz="4"/>
+              <w:left w:val="single" w:color="A6A6A6" w:sz="4"/>
+              <w:bottom w:val="single" w:color="A6A6A6" w:sz="4"/>
+              <w:right w:val="single" w:color="A6A6A6" w:sz="4"/>
+            </w:tcBorders>
+            <w:tcMar>
+              <w:top w:type="dxa" w:w="60"/>
+              <w:left w:type="dxa" w:w="90"/>
+              <w:bottom w:type="dxa" w:w="60"/>
+              <w:right w:type="dxa" w:w="90"/>
+            </w:tcMar>
+          </w:tcPr>
+          <w:p>
+            <w:pPr>
+              <w:spacing w:after="20"/>
+              <w:jc w:val="left"/>
+            </w:pPr>
+            <w:r>
+              <w:rPr>
+                <w:rFonts w:ascii="Arial" w:cs="Arial" w:eastAsia="Arial" w:hAnsi="Arial"/>
+                <w:sz w:val="18"/>
+                <w:szCs w:val="18"/>
+              </w:rPr>
+              <w:t xml:space="preserve">Se agregó backend/scripts/pruebas_api.js, que ejecuta 39 casos de prueba de la API y guarda la evidencia en un archivo JSON. Las pruebas de interfaz y los resultados obtenidos se documentan en «DFD final y casos de prueba».</w:t>
+            </w:r>
+          </w:p>
+        </w:tc>
+        <w:tc>
+          <w:tcPr>
+            <w:tcW w:type="dxa" w:w="1500"/>
+            <w:tcBorders>
+              <w:top w:val="single" w:color="A6A6A6" w:sz="4"/>
+              <w:left w:val="single" w:color="A6A6A6" w:sz="4"/>
+              <w:bottom w:val="single" w:color="A6A6A6" w:sz="4"/>
+              <w:right w:val="single" w:color="A6A6A6" w:sz="4"/>
+            </w:tcBorders>
+            <w:shd w:fill="FFF2CC" w:color="auto" w:val="clear"/>
+            <w:tcMar>
+              <w:top w:type="dxa" w:w="60"/>
+              <w:left w:type="dxa" w:w="90"/>
+              <w:bottom w:type="dxa" w:w="60"/>
+              <w:right w:type="dxa" w:w="90"/>
+            </w:tcMar>
+          </w:tcPr>
+          <w:p>
+            <w:pPr>
+              <w:spacing w:after="20"/>
+              <w:jc w:val="left"/>
+            </w:pPr>
+            <w:r>
+              <w:rPr>
+                <w:rFonts w:ascii="Arial" w:cs="Arial" w:eastAsia="Arial" w:hAnsi="Arial"/>
+                <w:b/>
+                <w:bCs/>
+                <w:sz w:val="18"/>
+                <w:szCs w:val="18"/>
+              </w:rPr>
+              <w:t xml:space="preserve">Modificado</w:t>
             </w:r>
           </w:p>
         </w:tc>
@@ -5995,6 +6127,300 @@
           </w:p>
         </w:tc>
       </w:tr>
+      <w:tr>
+        <w:trPr>
+          <w:cantSplit/>
+        </w:trPr>
+        <w:tc>
+          <w:tcPr>
+            <w:tcW w:type="dxa" w:w="4300"/>
+            <w:tcBorders>
+              <w:top w:val="single" w:color="A6A6A6" w:sz="4"/>
+              <w:left w:val="single" w:color="A6A6A6" w:sz="4"/>
+              <w:bottom w:val="single" w:color="A6A6A6" w:sz="4"/>
+              <w:right w:val="single" w:color="A6A6A6" w:sz="4"/>
+            </w:tcBorders>
+            <w:tcMar>
+              <w:top w:type="dxa" w:w="60"/>
+              <w:left w:type="dxa" w:w="90"/>
+              <w:bottom w:type="dxa" w:w="60"/>
+              <w:right w:type="dxa" w:w="90"/>
+            </w:tcMar>
+          </w:tcPr>
+          <w:p>
+            <w:pPr>
+              <w:spacing w:after="20"/>
+              <w:jc w:val="left"/>
+            </w:pPr>
+            <w:r>
+              <w:rPr>
+                <w:rFonts w:ascii="Arial" w:cs="Arial" w:eastAsia="Arial" w:hAnsi="Arial"/>
+                <w:sz w:val="18"/>
+                <w:szCs w:val="18"/>
+              </w:rPr>
+              <w:t xml:space="preserve">La ruta POST /api/recovery/cambiar-password aceptaba un id en el cuerpo de la petición sin exigir sesión, lo que permitía cambiar la contraseña de cualquier cuenta. Ahora exige sesión iniciada y usa el id del token.</w:t>
+            </w:r>
+          </w:p>
+        </w:tc>
+        <w:tc>
+          <w:tcPr>
+            <w:tcW w:type="dxa" w:w="2000"/>
+            <w:tcBorders>
+              <w:top w:val="single" w:color="A6A6A6" w:sz="4"/>
+              <w:left w:val="single" w:color="A6A6A6" w:sz="4"/>
+              <w:bottom w:val="single" w:color="A6A6A6" w:sz="4"/>
+              <w:right w:val="single" w:color="A6A6A6" w:sz="4"/>
+            </w:tcBorders>
+            <w:tcMar>
+              <w:top w:type="dxa" w:w="60"/>
+              <w:left w:type="dxa" w:w="90"/>
+              <w:bottom w:type="dxa" w:w="60"/>
+              <w:right w:type="dxa" w:w="90"/>
+            </w:tcMar>
+          </w:tcPr>
+          <w:p>
+            <w:pPr>
+              <w:spacing w:after="20"/>
+              <w:jc w:val="left"/>
+            </w:pPr>
+            <w:r>
+              <w:rPr>
+                <w:rFonts w:ascii="Arial" w:cs="Arial" w:eastAsia="Arial" w:hAnsi="Arial"/>
+                <w:sz w:val="18"/>
+                <w:szCs w:val="18"/>
+              </w:rPr>
+              <w:t xml:space="preserve">Correctivo (seguridad)</w:t>
+            </w:r>
+          </w:p>
+        </w:tc>
+        <w:tc>
+          <w:tcPr>
+            <w:tcW w:type="dxa" w:w="3060"/>
+            <w:tcBorders>
+              <w:top w:val="single" w:color="A6A6A6" w:sz="4"/>
+              <w:left w:val="single" w:color="A6A6A6" w:sz="4"/>
+              <w:bottom w:val="single" w:color="A6A6A6" w:sz="4"/>
+              <w:right w:val="single" w:color="A6A6A6" w:sz="4"/>
+            </w:tcBorders>
+            <w:tcMar>
+              <w:top w:type="dxa" w:w="60"/>
+              <w:left w:type="dxa" w:w="90"/>
+              <w:bottom w:type="dxa" w:w="60"/>
+              <w:right w:type="dxa" w:w="90"/>
+            </w:tcMar>
+          </w:tcPr>
+          <w:p>
+            <w:pPr>
+              <w:spacing w:after="20"/>
+              <w:jc w:val="left"/>
+            </w:pPr>
+            <w:r>
+              <w:rPr>
+                <w:rFonts w:ascii="Arial" w:cs="Arial" w:eastAsia="Arial" w:hAnsi="Arial"/>
+                <w:sz w:val="18"/>
+                <w:szCs w:val="18"/>
+              </w:rPr>
+              <w:t xml:space="preserve">Cerrar una vulnerabilidad de toma de cuentas detectada al preparar las pruebas.</w:t>
+            </w:r>
+          </w:p>
+        </w:tc>
+      </w:tr>
+      <w:tr>
+        <w:trPr>
+          <w:cantSplit/>
+        </w:trPr>
+        <w:tc>
+          <w:tcPr>
+            <w:tcW w:type="dxa" w:w="4300"/>
+            <w:tcBorders>
+              <w:top w:val="single" w:color="A6A6A6" w:sz="4"/>
+              <w:left w:val="single" w:color="A6A6A6" w:sz="4"/>
+              <w:bottom w:val="single" w:color="A6A6A6" w:sz="4"/>
+              <w:right w:val="single" w:color="A6A6A6" w:sz="4"/>
+            </w:tcBorders>
+            <w:tcMar>
+              <w:top w:type="dxa" w:w="60"/>
+              <w:left w:type="dxa" w:w="90"/>
+              <w:bottom w:type="dxa" w:w="60"/>
+              <w:right w:type="dxa" w:w="90"/>
+            </w:tcMar>
+          </w:tcPr>
+          <w:p>
+            <w:pPr>
+              <w:spacing w:after="20"/>
+              <w:jc w:val="left"/>
+            </w:pPr>
+            <w:r>
+              <w:rPr>
+                <w:rFonts w:ascii="Arial" w:cs="Arial" w:eastAsia="Arial" w:hAnsi="Arial"/>
+                <w:sz w:val="18"/>
+                <w:szCs w:val="18"/>
+              </w:rPr>
+              <w:t xml:space="preserve">Se agregó backend/scripts/pruebas_api.js con 39 casos de prueba de la API.</w:t>
+            </w:r>
+          </w:p>
+        </w:tc>
+        <w:tc>
+          <w:tcPr>
+            <w:tcW w:type="dxa" w:w="2000"/>
+            <w:tcBorders>
+              <w:top w:val="single" w:color="A6A6A6" w:sz="4"/>
+              <w:left w:val="single" w:color="A6A6A6" w:sz="4"/>
+              <w:bottom w:val="single" w:color="A6A6A6" w:sz="4"/>
+              <w:right w:val="single" w:color="A6A6A6" w:sz="4"/>
+            </w:tcBorders>
+            <w:tcMar>
+              <w:top w:type="dxa" w:w="60"/>
+              <w:left w:type="dxa" w:w="90"/>
+              <w:bottom w:type="dxa" w:w="60"/>
+              <w:right w:type="dxa" w:w="90"/>
+            </w:tcMar>
+          </w:tcPr>
+          <w:p>
+            <w:pPr>
+              <w:spacing w:after="20"/>
+              <w:jc w:val="left"/>
+            </w:pPr>
+            <w:r>
+              <w:rPr>
+                <w:rFonts w:ascii="Arial" w:cs="Arial" w:eastAsia="Arial" w:hAnsi="Arial"/>
+                <w:sz w:val="18"/>
+                <w:szCs w:val="18"/>
+              </w:rPr>
+              <w:t xml:space="preserve">Perfectivo</w:t>
+            </w:r>
+          </w:p>
+        </w:tc>
+        <w:tc>
+          <w:tcPr>
+            <w:tcW w:type="dxa" w:w="3060"/>
+            <w:tcBorders>
+              <w:top w:val="single" w:color="A6A6A6" w:sz="4"/>
+              <w:left w:val="single" w:color="A6A6A6" w:sz="4"/>
+              <w:bottom w:val="single" w:color="A6A6A6" w:sz="4"/>
+              <w:right w:val="single" w:color="A6A6A6" w:sz="4"/>
+            </w:tcBorders>
+            <w:tcMar>
+              <w:top w:type="dxa" w:w="60"/>
+              <w:left w:type="dxa" w:w="90"/>
+              <w:bottom w:type="dxa" w:w="60"/>
+              <w:right w:type="dxa" w:w="90"/>
+            </w:tcMar>
+          </w:tcPr>
+          <w:p>
+            <w:pPr>
+              <w:spacing w:after="20"/>
+              <w:jc w:val="left"/>
+            </w:pPr>
+            <w:r>
+              <w:rPr>
+                <w:rFonts w:ascii="Arial" w:cs="Arial" w:eastAsia="Arial" w:hAnsi="Arial"/>
+                <w:sz w:val="18"/>
+                <w:szCs w:val="18"/>
+              </w:rPr>
+              <w:t xml:space="preserve">Contar con evidencia repetible de pruebas.</w:t>
+            </w:r>
+          </w:p>
+        </w:tc>
+      </w:tr>
+      <w:tr>
+        <w:trPr>
+          <w:cantSplit/>
+        </w:trPr>
+        <w:tc>
+          <w:tcPr>
+            <w:tcW w:type="dxa" w:w="4300"/>
+            <w:tcBorders>
+              <w:top w:val="single" w:color="A6A6A6" w:sz="4"/>
+              <w:left w:val="single" w:color="A6A6A6" w:sz="4"/>
+              <w:bottom w:val="single" w:color="A6A6A6" w:sz="4"/>
+              <w:right w:val="single" w:color="A6A6A6" w:sz="4"/>
+            </w:tcBorders>
+            <w:tcMar>
+              <w:top w:type="dxa" w:w="60"/>
+              <w:left w:type="dxa" w:w="90"/>
+              <w:bottom w:type="dxa" w:w="60"/>
+              <w:right w:type="dxa" w:w="90"/>
+            </w:tcMar>
+          </w:tcPr>
+          <w:p>
+            <w:pPr>
+              <w:spacing w:after="20"/>
+              <w:jc w:val="left"/>
+            </w:pPr>
+            <w:r>
+              <w:rPr>
+                <w:rFonts w:ascii="Arial" w:cs="Arial" w:eastAsia="Arial" w:hAnsi="Arial"/>
+                <w:sz w:val="18"/>
+                <w:szCs w:val="18"/>
+              </w:rPr>
+              <w:t xml:space="preserve">Se rehicieron los diagramas de flujo de datos a partir del código final.</w:t>
+            </w:r>
+          </w:p>
+        </w:tc>
+        <w:tc>
+          <w:tcPr>
+            <w:tcW w:type="dxa" w:w="2000"/>
+            <w:tcBorders>
+              <w:top w:val="single" w:color="A6A6A6" w:sz="4"/>
+              <w:left w:val="single" w:color="A6A6A6" w:sz="4"/>
+              <w:bottom w:val="single" w:color="A6A6A6" w:sz="4"/>
+              <w:right w:val="single" w:color="A6A6A6" w:sz="4"/>
+            </w:tcBorders>
+            <w:tcMar>
+              <w:top w:type="dxa" w:w="60"/>
+              <w:left w:type="dxa" w:w="90"/>
+              <w:bottom w:type="dxa" w:w="60"/>
+              <w:right w:type="dxa" w:w="90"/>
+            </w:tcMar>
+          </w:tcPr>
+          <w:p>
+            <w:pPr>
+              <w:spacing w:after="20"/>
+              <w:jc w:val="left"/>
+            </w:pPr>
+            <w:r>
+              <w:rPr>
+                <w:rFonts w:ascii="Arial" w:cs="Arial" w:eastAsia="Arial" w:hAnsi="Arial"/>
+                <w:sz w:val="18"/>
+                <w:szCs w:val="18"/>
+              </w:rPr>
+              <w:t xml:space="preserve">Perfectivo</w:t>
+            </w:r>
+          </w:p>
+        </w:tc>
+        <w:tc>
+          <w:tcPr>
+            <w:tcW w:type="dxa" w:w="3060"/>
+            <w:tcBorders>
+              <w:top w:val="single" w:color="A6A6A6" w:sz="4"/>
+              <w:left w:val="single" w:color="A6A6A6" w:sz="4"/>
+              <w:bottom w:val="single" w:color="A6A6A6" w:sz="4"/>
+              <w:right w:val="single" w:color="A6A6A6" w:sz="4"/>
+            </w:tcBorders>
+            <w:tcMar>
+              <w:top w:type="dxa" w:w="60"/>
+              <w:left w:type="dxa" w:w="90"/>
+              <w:bottom w:type="dxa" w:w="60"/>
+              <w:right w:type="dxa" w:w="90"/>
+            </w:tcMar>
+          </w:tcPr>
+          <w:p>
+            <w:pPr>
+              <w:spacing w:after="20"/>
+              <w:jc w:val="left"/>
+            </w:pPr>
+            <w:r>
+              <w:rPr>
+                <w:rFonts w:ascii="Arial" w:cs="Arial" w:eastAsia="Arial" w:hAnsi="Arial"/>
+                <w:sz w:val="18"/>
+                <w:szCs w:val="18"/>
+              </w:rPr>
+              <w:t xml:space="preserve">Que los diagramas correspondan con el sistema implementado.</w:t>
+            </w:r>
+          </w:p>
+        </w:tc>
+      </w:tr>
     </w:tbl>
     <w:p>
       <w:pPr>
@@ -6584,6 +7010,73 @@
                 <w:szCs w:val="18"/>
               </w:rPr>
               <w:t xml:space="preserve">Revisión de seguridad descrita en la sección 5.2.</w:t>
+            </w:r>
+          </w:p>
+        </w:tc>
+      </w:tr>
+      <w:tr>
+        <w:trPr>
+          <w:cantSplit/>
+        </w:trPr>
+        <w:tc>
+          <w:tcPr>
+            <w:tcW w:type="dxa" w:w="3000"/>
+            <w:tcBorders>
+              <w:top w:val="single" w:color="A6A6A6" w:sz="4"/>
+              <w:left w:val="single" w:color="A6A6A6" w:sz="4"/>
+              <w:bottom w:val="single" w:color="A6A6A6" w:sz="4"/>
+              <w:right w:val="single" w:color="A6A6A6" w:sz="4"/>
+            </w:tcBorders>
+            <w:tcMar>
+              <w:top w:type="dxa" w:w="60"/>
+              <w:left w:type="dxa" w:w="90"/>
+              <w:bottom w:type="dxa" w:w="60"/>
+              <w:right w:type="dxa" w:w="90"/>
+            </w:tcMar>
+          </w:tcPr>
+          <w:p>
+            <w:pPr>
+              <w:spacing w:after="20"/>
+              <w:jc w:val="left"/>
+            </w:pPr>
+            <w:r>
+              <w:rPr>
+                <w:rFonts w:ascii="Arial" w:cs="Arial" w:eastAsia="Arial" w:hAnsi="Arial"/>
+                <w:sz w:val="18"/>
+                <w:szCs w:val="18"/>
+              </w:rPr>
+              <w:t xml:space="preserve">Cambio de contraseña sin sesión (toma de cuentas)</w:t>
+            </w:r>
+          </w:p>
+        </w:tc>
+        <w:tc>
+          <w:tcPr>
+            <w:tcW w:type="dxa" w:w="6360"/>
+            <w:tcBorders>
+              <w:top w:val="single" w:color="A6A6A6" w:sz="4"/>
+              <w:left w:val="single" w:color="A6A6A6" w:sz="4"/>
+              <w:bottom w:val="single" w:color="A6A6A6" w:sz="4"/>
+              <w:right w:val="single" w:color="A6A6A6" w:sz="4"/>
+            </w:tcBorders>
+            <w:tcMar>
+              <w:top w:type="dxa" w:w="60"/>
+              <w:left w:type="dxa" w:w="90"/>
+              <w:bottom w:type="dxa" w:w="60"/>
+              <w:right w:type="dxa" w:w="90"/>
+            </w:tcMar>
+          </w:tcPr>
+          <w:p>
+            <w:pPr>
+              <w:spacing w:after="20"/>
+              <w:jc w:val="left"/>
+            </w:pPr>
+            <w:r>
+              <w:rPr>
+                <w:rFonts w:ascii="Arial" w:cs="Arial" w:eastAsia="Arial" w:hAnsi="Arial"/>
+                <w:sz w:val="18"/>
+                <w:szCs w:val="18"/>
+              </w:rPr>
+              <w:t xml:space="preserve">Detectada al preparar las pruebas; la ruta ahora exige sesión y usa el id del token (sección 5.2).</w:t>
             </w:r>
           </w:p>
         </w:tc>
@@ -6674,7 +7167,7 @@
           <w:sz w:val="22"/>
           <w:szCs w:val="22"/>
         </w:rPr>
-        <w:t xml:space="preserve">Incorporar pruebas automatizadas (autenticación, middleware de roles y endpoints de la API) y ejecutarlas en cada cambio, por ejemplo con GitHub Actions.</w:t>
+        <w:t xml:space="preserve">Ejecutar el script de pruebas de la API en cada cambio, por ejemplo con GitHub Actions, y ampliarlo a pruebas de interfaz.</w:t>
       </w:r>
     </w:p>
     <w:p>
@@ -6712,7 +7205,7 @@
           <w:sz w:val="22"/>
           <w:szCs w:val="22"/>
         </w:rPr>
-        <w:t xml:space="preserve">Actualizar los diagramas de flujo de datos para que describan el análisis puntual de ubicaciones y las fuentes de datos externas.</w:t>
+        <w:t xml:space="preserve">Reemplazar la recuperación por contraseña temporal por un enlace o código de un solo uso confirmado por el titular de la cuenta: hoy, quien conozca un correo puede forzar el reinicio de su contraseña.</w:t>
       </w:r>
     </w:p>
     <w:p>
